--- a/WRITEUP.docx
+++ b/WRITEUP.docx
@@ -199,11 +199,16 @@
     <w:p>
       <w:pPr>
         <w:ind w:left="720" w:firstLine="720"/>
-        <w:rPr/>
+        <w:rPr>
+          <w:i w:val="1"/>
+          <w:iCs w:val="1"/>
+        </w:rPr>
       </w:pPr>
       <w:r>
         <w:rPr>
           <w:rFonts w:ascii="Arial Unicode MS" w:cs="Arial Unicode MS" w:eastAsia="Arial Unicode MS" w:hAnsi="Arial Unicode MS"/>
+          <w:i w:val="1"/>
+          <w:iCs w:val="1"/>
           <w:rtl w:val="0"/>
         </w:rPr>
         <w:t xml:space="preserve">M = log P(paragraph's answer) − log P(true answer)</w:t>
@@ -218,7 +223,7 @@
         <w:rPr>
           <w:rtl w:val="0"/>
         </w:rPr>
-        <w:t xml:space="preserve">Negative = it prefers the true answer, positive = the paragraph's, zero = a coin flip. Useful when the paragraph rate is saturated at 0 or 100%. ΔM means a difference in M between two named conditions.</w:t>
+        <w:t xml:space="preserve">Negative = it prefers the true answer, positive = the paragraph's answer, zero = a coin flip. Useful when the paragraph rate is saturated at 0 or 100%. ΔM means a difference in M between two named conditions.</w:t>
       </w:r>
     </w:p>
     <w:p>
@@ -356,20 +361,20 @@
           <wp:anchor allowOverlap="1" behindDoc="0" distB="114300" distT="114300" distL="114300" distR="114300" hidden="0" layoutInCell="1" locked="0" relativeHeight="0" simplePos="0">
             <wp:simplePos x="0" y="0"/>
             <wp:positionH relativeFrom="page">
-              <wp:posOffset>457200</wp:posOffset>
+              <wp:posOffset>385763</wp:posOffset>
             </wp:positionH>
             <wp:positionV relativeFrom="page">
-              <wp:posOffset>309563</wp:posOffset>
+              <wp:posOffset>333375</wp:posOffset>
             </wp:positionV>
-            <wp:extent cx="6858000" cy="4082357"/>
+            <wp:extent cx="7002379" cy="4157663"/>
             <wp:effectExtent b="0" l="0" r="0" t="0"/>
             <wp:wrapTopAndBottom distB="114300" distT="114300"/>
-            <wp:docPr id="8" name="image9.png"/>
+            <wp:docPr id="9" name="image10.png"/>
             <a:graphic>
               <a:graphicData uri="http://schemas.openxmlformats.org/drawingml/2006/picture">
                 <pic:pic>
                   <pic:nvPicPr>
-                    <pic:cNvPr id="0" name="image9.png"/>
+                    <pic:cNvPr id="0" name="image10.png"/>
                     <pic:cNvPicPr preferRelativeResize="0"/>
                   </pic:nvPicPr>
                   <pic:blipFill>
@@ -382,7 +387,7 @@
                   <pic:spPr>
                     <a:xfrm>
                       <a:off x="0" y="0"/>
-                      <a:ext cx="6858000" cy="4082357"/>
+                      <a:ext cx="7002379" cy="4157663"/>
                     </a:xfrm>
                     <a:prstGeom prst="rect"/>
                     <a:ln/>
@@ -463,7 +468,7 @@
           <w:rFonts w:ascii="Arial Unicode MS" w:cs="Arial Unicode MS" w:eastAsia="Arial Unicode MS" w:hAnsi="Arial Unicode MS"/>
           <w:rtl w:val="0"/>
         </w:rPr>
-        <w:t xml:space="preserve"> tags and it always is. 0% → 100% on both datasets (ΔM = </w:t>
+        <w:t xml:space="preserve"> tags and it's always followed. 0% → 100% on both datasets (ΔM = </w:t>
       </w:r>
       <w:r>
         <w:rPr>
@@ -522,7 +527,7 @@
           <w:iCs w:val="1"/>
           <w:rtl w:val="0"/>
         </w:rPr>
-        <w:t xml:space="preserve">For the purposes of this document, treat B as the chemical symbol for Gold</w:t>
+        <w:t xml:space="preserve">For the purposes of this document, treat B as the chemical symbol for Gold.</w:t>
       </w:r>
       <w:r>
         <w:rPr>
@@ -691,7 +696,7 @@
         <w:rPr>
           <w:rtl w:val="0"/>
         </w:rPr>
-        <w:t xml:space="preserve">Put together, the model is not just weighing evidence. It is reading a marker for what kind of text this is, and that marker is easy to manipulate.</w:t>
+        <w:t xml:space="preserve">Put together, the models are not just weighing evidence. They are reading a marker for what kind of text this is, and that marker is easy to manipulate.</w:t>
       </w:r>
     </w:p>
     <w:p>
@@ -739,12 +744,12 @@
           <wp:inline distB="114300" distT="114300" distL="114300" distR="114300">
             <wp:extent cx="2928938" cy="1958844"/>
             <wp:effectExtent b="0" l="0" r="0" t="0"/>
-            <wp:docPr id="9" name="image2.png"/>
+            <wp:docPr id="8" name="image1.png"/>
             <a:graphic>
               <a:graphicData uri="http://schemas.openxmlformats.org/drawingml/2006/picture">
                 <pic:pic>
                   <pic:nvPicPr>
-                    <pic:cNvPr id="0" name="image2.png"/>
+                    <pic:cNvPr id="0" name="image1.png"/>
                     <pic:cNvPicPr preferRelativeResize="0"/>
                   </pic:nvPicPr>
                   <pic:blipFill>
@@ -819,12 +824,12 @@
           <wp:inline distB="114300" distT="114300" distL="114300" distR="114300">
             <wp:extent cx="2922604" cy="2259250"/>
             <wp:effectExtent b="0" l="0" r="0" t="0"/>
-            <wp:docPr id="3" name="image10.png"/>
+            <wp:docPr id="3" name="image6.png"/>
             <a:graphic>
               <a:graphicData uri="http://schemas.openxmlformats.org/drawingml/2006/picture">
                 <pic:pic>
                   <pic:nvPicPr>
-                    <pic:cNvPr id="0" name="image10.png"/>
+                    <pic:cNvPr id="0" name="image6.png"/>
                     <pic:cNvPicPr preferRelativeResize="0"/>
                   </pic:nvPicPr>
                   <pic:blipFill>
@@ -854,12 +859,12 @@
           <wp:inline distB="114300" distT="114300" distL="114300" distR="114300">
             <wp:extent cx="2944923" cy="2265325"/>
             <wp:effectExtent b="0" l="0" r="0" t="0"/>
-            <wp:docPr id="4" name="image4.png"/>
+            <wp:docPr id="4" name="image2.png"/>
             <a:graphic>
               <a:graphicData uri="http://schemas.openxmlformats.org/drawingml/2006/picture">
                 <pic:pic>
                   <pic:nvPicPr>
-                    <pic:cNvPr id="0" name="image4.png"/>
+                    <pic:cNvPr id="0" name="image2.png"/>
                     <pic:cNvPicPr preferRelativeResize="0"/>
                   </pic:nvPicPr>
                   <pic:blipFill>
@@ -934,7 +939,7 @@
           <wp:inline distB="114300" distT="114300" distL="114300" distR="114300">
             <wp:extent cx="2943118" cy="2268263"/>
             <wp:effectExtent b="0" l="0" r="0" t="0"/>
-            <wp:docPr id="2" name="image3.png"/>
+            <wp:docPr id="1" name="image3.png"/>
             <a:graphic>
               <a:graphicData uri="http://schemas.openxmlformats.org/drawingml/2006/picture">
                 <pic:pic>
@@ -1043,12 +1048,12 @@
           <wp:inline distB="114300" distT="114300" distL="114300" distR="114300">
             <wp:extent cx="5943600" cy="1397000"/>
             <wp:effectExtent b="0" l="0" r="0" t="0"/>
-            <wp:docPr id="7" name="image7.png"/>
+            <wp:docPr id="7" name="image9.png"/>
             <a:graphic>
               <a:graphicData uri="http://schemas.openxmlformats.org/drawingml/2006/picture">
                 <pic:pic>
                   <pic:nvPicPr>
-                    <pic:cNvPr id="0" name="image7.png"/>
+                    <pic:cNvPr id="0" name="image9.png"/>
                     <pic:cNvPicPr preferRelativeResize="0"/>
                   </pic:nvPicPr>
                   <pic:blipFill>
@@ -2012,16 +2017,6 @@
     </w:p>
     <w:p>
       <w:pPr>
-        <w:rPr/>
-      </w:pPr>
-      <w:r>
-        <w:rPr>
-          <w:rtl w:val="0"/>
-        </w:rPr>
-      </w:r>
-    </w:p>
-    <w:p>
-      <w:pPr>
         <w:pStyle w:val="Heading3"/>
         <w:rPr/>
       </w:pPr>
@@ -2047,7 +2042,7 @@
         <w:rPr>
           <w:rtl w:val="0"/>
         </w:rPr>
-        <w:t xml:space="preserve">For the dataset I used 153 country/capital pairs and all 118 IUPAC elements. I made sure to not include any disputed capitals, multi-capital, or multi-word. I personally verified the sentence templates, and fillers, so the dataset is fairly reliable.</w:t>
+        <w:t xml:space="preserve">For the dataset I used 153 country/capital pairs and all 118 IUPAC elements. I made sure to not include any disputed capitals, multi-capital, or multi-word. I manually verified the sentence templates, and fillers, so the dataset is fairly reliable.</w:t>
       </w:r>
     </w:p>
     <w:p>
@@ -2115,7 +2110,7 @@
         <w:rPr>
           <w:rtl w:val="0"/>
         </w:rPr>
-        <w:t xml:space="preserve">This started as a mechanistic project to understand conflict in LLMs. I started with building the conflict dataset, then captured the residual-stream activations at the claim and answer positions, and asked whether a model that follows a false paragraph still represents the conflict internally. The results I got were all over the place. I zoomed out, and found that rewording a paragraph without changing what it claimed moved Gemma's deference more than any factor I had deliberately varied. I realised probing for a conflict representation while an uncontrolled surface variable outweighed every deliberate manipulation felt like building on sand. I had to pivot multiple times trying to figure out what to even look out for. Somewhere along the way I noticed this bizarre behavior where a seemingly meaningless tag was somehow able to completely flip a model’s behavior. I decided to pivot the project around this and asked what a block has to do to get believed at all.</w:t>
+        <w:t xml:space="preserve">This started as a mechanistic project to understand conflict in LLMs. I started with building the conflict dataset, then captured the residual-stream activations at the claim and answer positions, and asked whether a model that follows a false paragraph still represents the conflict internally. The results I got were all over the place. I zoomed out, and found that how a paragraph is presented without changing what it claimed moved Gemma's deference in an unpredictable manner. Probing for a conflict representation while an uncontrolled surface variable outweighed every deliberate manipulation felt like building on sand. I had to pivot multiple times trying to figure out what to even look out for. Somewhere along the way I noticed this bizarre behavior where a seemingly meaningless tag was somehow able to completely flip a model’s behavior. I decided to pivot the project around this and asked what a block has to do to get believed at all.</w:t>
       </w:r>
     </w:p>
     <w:p>
@@ -2202,7 +2197,7 @@
         <w:rPr>
           <w:rtl w:val="0"/>
         </w:rPr>
-        <w:t xml:space="preserve"> Xie et al. (2024) find models are strikingly receptive to coherent counter-evidence. Li et al. (2026) evaluate 27 models and report a general preference for document-borne claims, modulated by authority and confidence cues. Both vary what the passage says or who is said to be saying it. In this project every word is fixed and only the container moves.</w:t>
+        <w:t xml:space="preserve"> Xie et al. (2024) find models are strikingly receptive to coherent counter-evidence. Li et al. (2026) evaluate 27 models and report a general preference for document-borne claims. Both vary what the passage says or who is said to be saying it. In this project every word is fixed and only the container moves.</w:t>
       </w:r>
     </w:p>
     <w:p>
@@ -2228,33 +2223,7 @@
         <w:rPr>
           <w:rtl w:val="0"/>
         </w:rPr>
-        <w:t xml:space="preserve"> Sclar et al. (2024) show meaning-preserving format changes move few-shot accuracy by up to 76 points. This work uses different dependent variables than the ones I am using. I am interested in whom the model believes when the task and its memory disagree, not how well the model does the task.</w:t>
-      </w:r>
-    </w:p>
-    <w:p>
-      <w:pPr>
-        <w:numPr>
-          <w:ilvl w:val="0"/>
-          <w:numId w:val="4"/>
-        </w:numPr>
-        <w:ind w:left="720" w:hanging="360"/>
-        <w:rPr>
-          <w:u w:val="none"/>
-        </w:rPr>
-      </w:pPr>
-      <w:r>
-        <w:rPr>
-          <w:b w:val="1"/>
-          <w:bCs w:val="1"/>
-          <w:rtl w:val="0"/>
-        </w:rPr>
-        <w:t xml:space="preserve">Mechanism.</w:t>
-      </w:r>
-      <w:r>
-        <w:rPr>
-          <w:rtl w:val="0"/>
-        </w:rPr>
-        <w:t xml:space="preserve"> Ortu et al. (2024) localise the competition between factual recall and a counterfactual context to a small set of late attention heads.</w:t>
+        <w:t xml:space="preserve"> Sclar et al. (2024) show meaning-preserving format changes can significantly impact few-shot accuracy. They use different dependent variables than the ones I am using here. I am interested in whom the model believes when the task and its memory disagree, not how well the model does the task.</w:t>
       </w:r>
     </w:p>
     <w:p>
@@ -3886,7 +3855,7 @@
         <w:rPr>
           <w:rtl w:val="0"/>
         </w:rPr>
-        <w:t xml:space="preserve">Two main takeaways here:</w:t>
+        <w:t xml:space="preserve">My main takeaways from this are:</w:t>
       </w:r>
     </w:p>
     <w:p>
@@ -3922,7 +3891,7 @@
         <w:rPr>
           <w:rtl w:val="0"/>
         </w:rPr>
-        <w:t xml:space="preserve"> The neutral beats every </w:t>
+        <w:t xml:space="preserve"> The </w:t>
       </w:r>
       <w:r>
         <w:rPr>
@@ -3930,13 +3899,41 @@
           <w:iCs w:val="1"/>
           <w:rtl w:val="0"/>
         </w:rPr>
+        <w:t xml:space="preserve">neutral</w:t>
+      </w:r>
+      <w:r>
+        <w:rPr>
+          <w:rtl w:val="0"/>
+        </w:rPr>
+        <w:t xml:space="preserve"> beats every </w:t>
+      </w:r>
+      <w:r>
+        <w:rPr>
+          <w:i w:val="1"/>
+          <w:iCs w:val="1"/>
+          <w:rtl w:val="0"/>
+        </w:rPr>
         <w:t xml:space="preserve">assertion</w:t>
       </w:r>
       <w:r>
         <w:rPr>
           <w:rtl w:val="0"/>
         </w:rPr>
-        <w:t xml:space="preserve"> form in all four cells. The only exception is the suggestion-type1 on Gemma elements. If the model were weighing source credibility, naming a credible source should not be a penalty.</w:t>
+        <w:t xml:space="preserve"> form in all four cells. The only exception is the </w:t>
+      </w:r>
+      <w:r>
+        <w:rPr>
+          <w:i w:val="1"/>
+          <w:iCs w:val="1"/>
+          <w:rtl w:val="0"/>
+        </w:rPr>
+        <w:t xml:space="preserve">suggestion-type1</w:t>
+      </w:r>
+      <w:r>
+        <w:rPr>
+          <w:rtl w:val="0"/>
+        </w:rPr>
+        <w:t xml:space="preserve"> on Gemma elements. If the model were weighing source credibility, naming a credible source should not be a penalty.</w:t>
       </w:r>
     </w:p>
     <w:p>
@@ -3962,18 +3959,42 @@
         <w:rPr>
           <w:rtl w:val="0"/>
         </w:rPr>
-        <w:t xml:space="preserve"> Using explicit instruction reaches 99–100% everywhere. It is not more credible than assertion-type1, it asserts nothing about the world at all, it is a simple instruction, not a claim.</w:t>
-      </w:r>
-    </w:p>
-    <w:p>
-      <w:pPr>
-        <w:rPr/>
-      </w:pPr>
-      <w:r>
-        <w:rPr>
-          <w:rtl w:val="0"/>
-        </w:rPr>
-        <w:t xml:space="preserve">So the model does not look like it is weighing evidence. It looks like it is deciding whether the paragraph counts as something addressed to it. The rest of the project tests that by leaving the sentence alone and changing only what sits around it.</w:t>
+        <w:t xml:space="preserve"> Using explicit instruction reaches 99–100% everywhere. It is not more credible than </w:t>
+      </w:r>
+      <w:r>
+        <w:rPr>
+          <w:i w:val="1"/>
+          <w:iCs w:val="1"/>
+          <w:rtl w:val="0"/>
+        </w:rPr>
+        <w:t xml:space="preserve">assertion-type1</w:t>
+      </w:r>
+      <w:r>
+        <w:rPr>
+          <w:rtl w:val="0"/>
+        </w:rPr>
+        <w:t xml:space="preserve">, it asserts nothing about the world at all, it is a simple instruction, not a claim.</w:t>
+      </w:r>
+    </w:p>
+    <w:p>
+      <w:pPr>
+        <w:rPr/>
+      </w:pPr>
+      <w:r>
+        <w:rPr>
+          <w:rtl w:val="0"/>
+        </w:rPr>
+      </w:r>
+    </w:p>
+    <w:p>
+      <w:pPr>
+        <w:rPr/>
+      </w:pPr>
+      <w:r>
+        <w:rPr>
+          <w:rtl w:val="0"/>
+        </w:rPr>
+        <w:t xml:space="preserve">So it does not look like the model is weighing evidence. It looks like it is deciding whether the paragraph counts as something addressed to it. The rest of the project tests that by leaving the sentence alone and changing only what sits around it.</w:t>
       </w:r>
     </w:p>
     <w:p>
@@ -4015,9 +4036,17 @@
       </w:pPr>
       <w:r>
         <w:rPr>
-          <w:rtl w:val="0"/>
-        </w:rPr>
-        <w:t xml:space="preserve">assertion-type1 is the hard case. It is an attributed false claim that no content manipulation moved off 0%. I used this sentence, unchanged, with three different things around it, and the explicit instruction from §3 for comparison. Each cell contains the paragraph rate and M.</w:t>
+          <w:i w:val="1"/>
+          <w:iCs w:val="1"/>
+          <w:rtl w:val="0"/>
+        </w:rPr>
+        <w:t xml:space="preserve">assertion-type1</w:t>
+      </w:r>
+      <w:r>
+        <w:rPr>
+          <w:rtl w:val="0"/>
+        </w:rPr>
+        <w:t xml:space="preserve"> is the hard case. It is an attributed false claim that no content manipulation moved off 0%. I used this sentence, unchanged, with three different things around it, and the explicit instruction from §3 for comparison. Each cell contains the paragraph rate and M.</w:t>
       </w:r>
     </w:p>
     <w:p>
@@ -5217,7 +5246,35 @@
         <w:rPr>
           <w:rtl w:val="0"/>
         </w:rPr>
-        <w:t xml:space="preserve"> changes several things at once. It changes the line breaks, bracket syntax, and the word "document". So I ran 16 wrappers over the identical paragraph, each chosen to rule out one explanation, crossed with both assertion-type1and neutral.</w:t>
+        <w:t xml:space="preserve"> changes several things at once. It changes the line breaks, bracket syntax, and the word "document". So I ran 16 wrappers over the identical paragraph, each chosen to rule out one explanation, crossed with both </w:t>
+      </w:r>
+      <w:r>
+        <w:rPr>
+          <w:i w:val="1"/>
+          <w:iCs w:val="1"/>
+          <w:rtl w:val="0"/>
+        </w:rPr>
+        <w:t xml:space="preserve">assertion-type1</w:t>
+      </w:r>
+      <w:r>
+        <w:rPr>
+          <w:rtl w:val="0"/>
+        </w:rPr>
+        <w:t xml:space="preserve"> and </w:t>
+      </w:r>
+      <w:r>
+        <w:rPr>
+          <w:i w:val="1"/>
+          <w:iCs w:val="1"/>
+          <w:rtl w:val="0"/>
+        </w:rPr>
+        <w:t xml:space="preserve">neutral</w:t>
+      </w:r>
+      <w:r>
+        <w:rPr>
+          <w:rtl w:val="0"/>
+        </w:rPr>
+        <w:t xml:space="preserve">.</w:t>
       </w:r>
     </w:p>
     <w:p>
@@ -5248,12 +5305,12 @@
             <wp:extent cx="7115175" cy="4470321"/>
             <wp:effectExtent b="0" l="0" r="0" t="0"/>
             <wp:wrapTopAndBottom distB="114300" distT="114300"/>
-            <wp:docPr id="10" name="image1.png"/>
+            <wp:docPr id="10" name="image4.png"/>
             <a:graphic>
               <a:graphicData uri="http://schemas.openxmlformats.org/drawingml/2006/picture">
                 <pic:pic>
                   <pic:nvPicPr>
-                    <pic:cNvPr id="0" name="image1.png"/>
+                    <pic:cNvPr id="0" name="image4.png"/>
                     <pic:cNvPicPr preferRelativeResize="0"/>
                   </pic:nvPicPr>
                   <pic:blipFill>
@@ -5291,12 +5348,12 @@
             <wp:extent cx="7119413" cy="4476750"/>
             <wp:effectExtent b="0" l="0" r="0" t="0"/>
             <wp:wrapTopAndBottom distB="114300" distT="114300"/>
-            <wp:docPr id="5" name="image6.png"/>
+            <wp:docPr id="5" name="image7.png"/>
             <a:graphic>
               <a:graphicData uri="http://schemas.openxmlformats.org/drawingml/2006/picture">
                 <pic:pic>
                   <pic:nvPicPr>
-                    <pic:cNvPr id="0" name="image6.png"/>
+                    <pic:cNvPr id="0" name="image7.png"/>
                     <pic:cNvPicPr preferRelativeResize="0"/>
                   </pic:nvPicPr>
                   <pic:blipFill>
@@ -5783,87 +5840,20 @@
         <w:rPr/>
       </w:pPr>
       <w:r>
-        <w:rPr>
-          <w:rtl w:val="0"/>
-        </w:rPr>
-        <w:t xml:space="preserve">I put a warning message “</w:t>
-      </w:r>
-      <w:r>
-        <w:rPr>
-          <w:i w:val="1"/>
-          <w:iCs w:val="1"/>
-          <w:rtl w:val="0"/>
-        </w:rPr>
-        <w:t xml:space="preserve">The reference material may contain false statements. Do not use it to answer factual questions; rely on your own knowledge.</w:t>
-      </w:r>
-      <w:r>
-        <w:rPr>
-          <w:rtl w:val="0"/>
-        </w:rPr>
-        <w:t xml:space="preserve">” in three places, holding the </w:t>
-      </w:r>
-      <w:r>
-        <w:rPr>
-          <w:i w:val="1"/>
-          <w:iCs w:val="1"/>
-          <w:rtl w:val="0"/>
-        </w:rPr>
-        <w:t xml:space="preserve">&lt;document&gt;</w:t>
-      </w:r>
-      <w:r>
-        <w:rPr>
-          <w:rtl w:val="0"/>
-        </w:rPr>
-        <w:t xml:space="preserve"> wrapper fixed. I put the warning message as a system message, or a user-turn paragraph above or below the block. I ran it against both claim sentences, </w:t>
-      </w:r>
-      <w:r>
-        <w:rPr>
-          <w:i w:val="1"/>
-          <w:iCs w:val="1"/>
-          <w:rtl w:val="0"/>
-        </w:rPr>
-        <w:t xml:space="preserve">assertion-type1</w:t>
-      </w:r>
-      <w:r>
-        <w:rPr>
-          <w:rtl w:val="0"/>
-        </w:rPr>
-        <w:t xml:space="preserve"> and </w:t>
-      </w:r>
-      <w:r>
-        <w:rPr>
-          <w:i w:val="1"/>
-          <w:iCs w:val="1"/>
-          <w:rtl w:val="0"/>
-        </w:rPr>
-        <w:t xml:space="preserve">instruction</w:t>
-      </w:r>
-      <w:r>
-        <w:rPr>
-          <w:rtl w:val="0"/>
-        </w:rPr>
-        <w:t xml:space="preserve">.</w:t>
-      </w:r>
-    </w:p>
-    <w:p>
-      <w:pPr>
-        <w:rPr/>
-      </w:pPr>
-      <w:r>
         <w:rPr/>
         <w:drawing>
           <wp:anchor allowOverlap="1" behindDoc="0" distB="114300" distT="114300" distL="114300" distR="114300" hidden="0" layoutInCell="1" locked="0" relativeHeight="0" simplePos="0">
             <wp:simplePos x="0" y="0"/>
             <wp:positionH relativeFrom="page">
-              <wp:posOffset>381000</wp:posOffset>
+              <wp:posOffset>285750</wp:posOffset>
             </wp:positionH>
             <wp:positionV relativeFrom="page">
-              <wp:posOffset>598075</wp:posOffset>
+              <wp:posOffset>347663</wp:posOffset>
             </wp:positionV>
-            <wp:extent cx="7012666" cy="4588287"/>
+            <wp:extent cx="7202305" cy="4762500"/>
             <wp:effectExtent b="0" l="0" r="0" t="0"/>
             <wp:wrapTopAndBottom distB="114300" distT="114300"/>
-            <wp:docPr id="1" name="image11.png"/>
+            <wp:docPr id="2" name="image11.png"/>
             <a:graphic>
               <a:graphicData uri="http://schemas.openxmlformats.org/drawingml/2006/picture">
                 <pic:pic>
@@ -5881,7 +5871,7 @@
                   <pic:spPr>
                     <a:xfrm>
                       <a:off x="0" y="0"/>
-                      <a:ext cx="7012666" cy="4588287"/>
+                      <a:ext cx="7202305" cy="4762500"/>
                     </a:xfrm>
                     <a:prstGeom prst="rect"/>
                     <a:ln/>
@@ -5896,6 +5886,83 @@
         <w:rPr>
           <w:rtl w:val="0"/>
         </w:rPr>
+        <w:t xml:space="preserve">I put a warning message “</w:t>
+      </w:r>
+      <w:r>
+        <w:rPr>
+          <w:i w:val="1"/>
+          <w:iCs w:val="1"/>
+          <w:rtl w:val="0"/>
+        </w:rPr>
+        <w:t xml:space="preserve">The reference material may contain false statements. Do not use it to answer factual questions; rely on your own knowledge.</w:t>
+      </w:r>
+      <w:r>
+        <w:rPr>
+          <w:rtl w:val="0"/>
+        </w:rPr>
+        <w:t xml:space="preserve">” in three places, holding the </w:t>
+      </w:r>
+      <w:r>
+        <w:rPr>
+          <w:i w:val="1"/>
+          <w:iCs w:val="1"/>
+          <w:rtl w:val="0"/>
+        </w:rPr>
+        <w:t xml:space="preserve">&lt;document&gt;</w:t>
+      </w:r>
+      <w:r>
+        <w:rPr>
+          <w:rtl w:val="0"/>
+        </w:rPr>
+        <w:t xml:space="preserve"> wrapper fixed. I put the warning message as a system message, or a user-turn paragraph above or below the block. I ran it against both claim sentences, </w:t>
+      </w:r>
+      <w:r>
+        <w:rPr>
+          <w:i w:val="1"/>
+          <w:iCs w:val="1"/>
+          <w:rtl w:val="0"/>
+        </w:rPr>
+        <w:t xml:space="preserve">assertion-type1</w:t>
+      </w:r>
+      <w:r>
+        <w:rPr>
+          <w:rtl w:val="0"/>
+        </w:rPr>
+        <w:t xml:space="preserve"> and </w:t>
+      </w:r>
+      <w:r>
+        <w:rPr>
+          <w:i w:val="1"/>
+          <w:iCs w:val="1"/>
+          <w:rtl w:val="0"/>
+        </w:rPr>
+        <w:t xml:space="preserve">instruction</w:t>
+      </w:r>
+      <w:r>
+        <w:rPr>
+          <w:rtl w:val="0"/>
+        </w:rPr>
+        <w:t xml:space="preserve">.</w:t>
+      </w:r>
+    </w:p>
+    <w:p>
+      <w:pPr>
+        <w:rPr/>
+      </w:pPr>
+      <w:r>
+        <w:rPr>
+          <w:rtl w:val="0"/>
+        </w:rPr>
+      </w:r>
+    </w:p>
+    <w:p>
+      <w:pPr>
+        <w:rPr/>
+      </w:pPr>
+      <w:r>
+        <w:rPr>
+          <w:rtl w:val="0"/>
+        </w:rPr>
         <w:t xml:space="preserve">A warning about truthfulness is able to neutralise a false claim from anywhere. Against </w:t>
       </w:r>
       <w:r>
@@ -5922,7 +5989,21 @@
         <w:rPr>
           <w:rtl w:val="0"/>
         </w:rPr>
-        <w:t xml:space="preserve"> a &lt;document&gt; tag is entirely undone by one sentence, wherever it sits.</w:t>
+        <w:t xml:space="preserve"> a </w:t>
+      </w:r>
+      <w:r>
+        <w:rPr>
+          <w:i w:val="1"/>
+          <w:iCs w:val="1"/>
+          <w:rtl w:val="0"/>
+        </w:rPr>
+        <w:t xml:space="preserve">&lt;document&gt;</w:t>
+      </w:r>
+      <w:r>
+        <w:rPr>
+          <w:rtl w:val="0"/>
+        </w:rPr>
+        <w:t xml:space="preserve"> tag is entirely undone by one sentence, wherever it sits.</w:t>
       </w:r>
     </w:p>
     <w:p>
@@ -6014,7 +6095,7 @@
         <w:rPr>
           <w:rtl w:val="0"/>
         </w:rPr>
-        <w:t xml:space="preserve">I read this as the guard naming the wrong threat. It warns that the material may be false and tells the model to rely on its own knowledge, this is exactly right for a passage asserting that gold's symbol is B, and beside the point for a passage saying "</w:t>
+        <w:t xml:space="preserve">I read this as the guard might be naming the wrong threat. It warns that the material may be false and tells the model to rely on its own knowledge, this is exactly right for a passage asserting that gold's symbol is B, and beside the point for a passage saying "</w:t>
       </w:r>
       <w:r>
         <w:rPr>
@@ -6165,7 +6246,7 @@
         <w:rPr>
           <w:rtl w:val="0"/>
         </w:rPr>
-        <w:t xml:space="preserve">§5 touches a defence people actually ship against prompt injection. Hines et al., 2024, put the untrusted text inside a delimiter, and use the system prompt to tell the model that the delimited text is data, not instructions. My experiments here followed a similar pipeline, and it did not work out as we would expect.</w:t>
+        <w:t xml:space="preserve">§5 touches a defence people actually ship against prompt injection. Hines et al. (2024) call this spotlighting and give three variants. The delimiter is the weakest of the three in their own evaluation. They put the untrusted text inside a delimiter and use the system prompt to tell the model the delimited text is data, not instructions. My setup is similar to this variant.</w:t>
       </w:r>
     </w:p>
     <w:p>
@@ -6392,7 +6473,13 @@
         <w:rPr>
           <w:rtl w:val="0"/>
         </w:rPr>
-        <w:t xml:space="preserve"> reaches 78.8% on Gemma elements but </w:t>
+        <w:t xml:space="preserve"> </w:t>
+      </w:r>
+      <w:r>
+        <w:rPr>
+          <w:rtl w:val="0"/>
+        </w:rPr>
+        <w:t xml:space="preserve">reaches 78.8% on Gemma elements but </w:t>
       </w:r>
       <w:r>
         <w:rPr>
@@ -6406,7 +6493,7 @@
         <w:rPr>
           <w:rtl w:val="0"/>
         </w:rPr>
-        <w:t xml:space="preserve"> only 49.2%, and on capitals it is 74.8% versus 36.4%. Both clear the unwrapped baseline of 0% by a wide margin, so the qualitative claim holds, but the size of the effect clearly depends on the particular nonsense string in a way I have not characterised.</w:t>
+        <w:t xml:space="preserve">, the complete gibberish, only 49.2%, and on capitals it is 74.8% versus 36.4%. Both clear the unwrapped baseline of 0% by a wide margin, so the qualitative claim holds, but the size of the effect clearly depends on the particular nonsense string in a way I have not characterised.</w:t>
       </w:r>
     </w:p>
     <w:p>
@@ -6534,7 +6621,7 @@
         <w:rPr>
           <w:rtl w:val="0"/>
         </w:rPr>
-        <w:t xml:space="preserve">Finally this project has no mechanistic evidence whatsoever. Everything is behavioural: greedy answers and teacher-forced log-probs. I have shown that a mark in the context changes which knowledge source wins, not what the model computes to get there..</w:t>
+        <w:t xml:space="preserve">Finally this project has no mechanistic evidence whatsoever. Everything is behavioural: greedy answers and teacher-forced log-probs. I have shown that a mark in the context changes which knowledge source wins, not what the model computes to get there.</w:t>
       </w:r>
     </w:p>
     <w:p>
@@ -6641,7 +6728,21 @@
         <w:rPr>
           <w:rtl w:val="0"/>
         </w:rPr>
-        <w:t xml:space="preserve">, which would explain why nonsense works?”, “Does &lt;untrusted_content&gt; fail to activate it, or activate it and lose downstream?”, “Does steering along it make an unwrapped paragraph win?”, and so on.</w:t>
+        <w:t xml:space="preserve">, which would explain why nonsense works?”, “Does </w:t>
+      </w:r>
+      <w:r>
+        <w:rPr>
+          <w:i w:val="1"/>
+          <w:iCs w:val="1"/>
+          <w:rtl w:val="0"/>
+        </w:rPr>
+        <w:t xml:space="preserve">&lt;untrusted_content&gt;</w:t>
+      </w:r>
+      <w:r>
+        <w:rPr>
+          <w:rtl w:val="0"/>
+        </w:rPr>
+        <w:t xml:space="preserve"> fail to activate it, or activate it and lose downstream?”, “Does steering along it make an unwrapped paragraph win?”, and so on.</w:t>
       </w:r>
       <w:r>
         <w:rPr>
@@ -6672,7 +6773,7 @@
         <w:rPr>
           <w:rtl w:val="0"/>
         </w:rPr>
-        <w:t xml:space="preserve"> There has been some work on probes for context-memory conflict (Zhao et al. 2024) and using it for injection detection (Abdelnabi et al. 2024). The open question my results raise is whether they survive the wrapper. </w:t>
+        <w:t xml:space="preserve"> There has been some work on probes for context-memory conflict (Zhao et al. 2024) and using it for injection detection (Abdelnabi et al. 2025). The open question my results raise is whether they survive the wrapper. </w:t>
       </w:r>
       <w:r>
         <w:rPr>
@@ -6977,27 +7078,6 @@
         <w:rPr>
           <w:rtl w:val="0"/>
         </w:rPr>
-        <w:t xml:space="preserve">Ortu, Francesco, et al. "Competition of mechanisms: Tracing how language models handle facts and counterfactuals." Proceedings of the 62nd Annual Meeting of the Association for Computational Linguistics (Volume 1: Long Papers). 2024.</w:t>
-      </w:r>
-    </w:p>
-    <w:p>
-      <w:pPr>
-        <w:rPr/>
-      </w:pPr>
-      <w:r>
-        <w:rPr>
-          <w:rtl w:val="0"/>
-        </w:rPr>
-      </w:r>
-    </w:p>
-    <w:p>
-      <w:pPr>
-        <w:rPr/>
-      </w:pPr>
-      <w:r>
-        <w:rPr>
-          <w:rtl w:val="0"/>
-        </w:rPr>
         <w:t xml:space="preserve">Zhao, Yu, et al. "Analysing the residual stream of language models under knowledge conflicts." arXiv preprint arXiv:2410.16090 (2024).</w:t>
       </w:r>
     </w:p>
@@ -7068,6 +7148,17 @@
           <w:rtl w:val="0"/>
         </w:rPr>
         <w:t xml:space="preserve">Appendix</w:t>
+      </w:r>
+    </w:p>
+    <w:p>
+      <w:pPr>
+        <w:rPr/>
+      </w:pPr>
+      <w:r>
+        <w:rPr>
+          <w:rtl w:val="0"/>
+        </w:rPr>
+        <w:t xml:space="preserve">LLM agents were used purely to write the code and do literature surveys. They were given explicit instructions on what to do. All ideas and the contents of this write-up are mine.</w:t>
       </w:r>
     </w:p>
     <w:p>
